--- a/docs/PeopleHQ_Application_User_Guide.docx
+++ b/docs/PeopleHQ_Application_User_Guide.docx
@@ -166,6 +166,11 @@
     <w:p>
       <w:r>
         <w:t>For an existing seeded demo only: awortwe.enock@peoplehq.test with password password. A new account created by an administrator uses the password that administrator sets.</w:t>
+      </w:r>
+    </w:p>
+    <w:p>
+      <w:r>
+        <w:t>PeopleHQ does not send account passwords or workflow notifications by email in the current build. Administrators should share new account credentials through the company's approved secure channel.</w:t>
       </w:r>
     </w:p>
     <w:p>
@@ -1979,6 +1984,11 @@
     </w:p>
     <w:p>
       <w:r>
+        <w:t>Creating or updating a user account changes database access only. The system does not email the employee their password.</w:t>
+      </w:r>
+    </w:p>
+    <w:p>
+      <w:r>
         <w:br w:type="page"/>
       </w:r>
     </w:p>
@@ -2518,6 +2528,11 @@
     </w:p>
     <w:p>
       <w:r>
+        <w:t>Leave submission and decisions are visible inside the application. The current build does not send leave request emails.</w:t>
+      </w:r>
+    </w:p>
+    <w:p>
+      <w:r>
         <w:br w:type="page"/>
       </w:r>
     </w:p>
@@ -2593,6 +2608,11 @@
     <w:p>
       <w:r>
         <w:t>Repeated clock actions produce friendly messages. The database also permits only one attendance row per employee and work date. There is no manual time-editing or overnight-shift workflow in the current screen.</w:t>
+      </w:r>
+    </w:p>
+    <w:p>
+      <w:r>
+        <w:t>Attendance changes are stored in the application only. The current build does not send attendance confirmation emails.</w:t>
       </w:r>
     </w:p>
     <w:p>
@@ -3419,6 +3439,11 @@
       </w:r>
     </w:p>
     <w:p>
+      <w:r>
+        <w:t>Payroll generation creates records and printable payslips only. The current build does not send salary notification emails.</w:t>
+      </w:r>
+    </w:p>
+    <w:p>
       <w:pPr>
         <w:pStyle w:val="Heading2"/>
       </w:pPr>
